--- a/ML Sequence/4-TP-CTC/Seance-CTC.docx
+++ b/ML Sequence/4-TP-CTC/Seance-CTC.docx
@@ -12,7 +12,7 @@
       </w:pPr>
       <w:r>
         <w:drawing>
-          <wp:anchor behindDoc="0" distT="0" distB="0" distL="0" distR="0" simplePos="0" locked="0" layoutInCell="1" allowOverlap="1" relativeHeight="4">
+          <wp:anchor behindDoc="0" distT="0" distB="0" distL="0" distR="0" simplePos="0" locked="0" layoutInCell="1" allowOverlap="1" relativeHeight="19">
             <wp:simplePos x="0" y="0"/>
             <wp:positionH relativeFrom="column">
               <wp:posOffset>3686175</wp:posOffset>
@@ -57,7 +57,7 @@
           </wp:anchor>
         </w:drawing>
         <w:drawing>
-          <wp:anchor behindDoc="0" distT="0" distB="0" distL="0" distR="0" simplePos="0" locked="0" layoutInCell="1" allowOverlap="1" relativeHeight="5">
+          <wp:anchor behindDoc="0" distT="0" distB="0" distL="0" distR="0" simplePos="0" locked="0" layoutInCell="1" allowOverlap="1" relativeHeight="21">
             <wp:simplePos x="0" y="0"/>
             <wp:positionH relativeFrom="column">
               <wp:posOffset>0</wp:posOffset>
@@ -2290,16 +2290,7 @@
           <w:sz w:val="20"/>
           <w:szCs w:val="20"/>
         </w:rPr>
-        <w:t xml:space="preserve">Train_seq_dataset = DigitSequenceDataset(train,gt_train) </w:t>
-      </w:r>
-      <w:r>
-        <w:rPr>
-          <w:rFonts w:cs="Courier New" w:ascii="Courier New" w:hAnsi="Courier New"/>
-          <w:bCs/>
-          <w:sz w:val="20"/>
-          <w:szCs w:val="20"/>
-        </w:rPr>
-        <w:t>#concat train</w:t>
+        <w:t>Train_seq_dataset = DigitSequenceDataset(train,gt_train) #concat train</w:t>
       </w:r>
     </w:p>
     <w:p>
@@ -2506,8 +2497,31 @@
           <w:sz w:val="20"/>
           <w:szCs w:val="20"/>
         </w:rPr>
-        <w:t xml:space="preserve">Method de fazer o padding. </w:t>
-      </w:r>
+        <w:t xml:space="preserve">Method de fazer o padding. A funcao recebe o batch de treinamento e retorna 4 elementos. </w:t>
+      </w:r>
+    </w:p>
+    <w:p>
+      <w:pPr>
+        <w:pStyle w:val="Normal"/>
+        <w:jc w:val="both"/>
+        <w:rPr>
+          <w:bCs/>
+        </w:rPr>
+      </w:pPr>
+      <w:r>
+        <w:rPr>
+          <w:bCs/>
+        </w:rPr>
+      </w:r>
+    </w:p>
+    <w:p>
+      <w:pPr>
+        <w:pStyle w:val="Normal"/>
+        <w:jc w:val="both"/>
+        <w:rPr>
+          <w:bCs/>
+        </w:rPr>
+      </w:pPr>
       <w:r>
         <w:rPr>
           <w:rFonts w:cs="Courier New" w:ascii="Courier New" w:hAnsi="Courier New"/>
@@ -2515,36 +2529,6 @@
           <w:sz w:val="20"/>
           <w:szCs w:val="20"/>
         </w:rPr>
-        <w:t xml:space="preserve">A funcao recebe o batch de treinamento e retorna 4 elementos. </w:t>
-      </w:r>
-    </w:p>
-    <w:p>
-      <w:pPr>
-        <w:pStyle w:val="Normal"/>
-        <w:jc w:val="both"/>
-        <w:rPr>
-          <w:bCs/>
-        </w:rPr>
-      </w:pPr>
-      <w:r>
-        <w:rPr/>
-      </w:r>
-    </w:p>
-    <w:p>
-      <w:pPr>
-        <w:pStyle w:val="Normal"/>
-        <w:jc w:val="both"/>
-        <w:rPr>
-          <w:bCs/>
-        </w:rPr>
-      </w:pPr>
-      <w:r>
-        <w:rPr>
-          <w:rFonts w:cs="Courier New" w:ascii="Courier New" w:hAnsi="Courier New"/>
-          <w:bCs/>
-          <w:sz w:val="20"/>
-          <w:szCs w:val="20"/>
-        </w:rPr>
         <w:t>Dois primeiros retornos sao um tensor com todos os exemplos em uma mesma dimençao, tendo realizado uma operaçao de padding para ajustar o tamanho de todos os exemplos, e o mesmo feito para a suas GTs. Abaixo vemos um exemplo d duas sequencias de tamanhos diferentes ajustadas para uma mesma lagura usando o padding.</w:t>
       </w:r>
     </w:p>
@@ -2557,9 +2541,11 @@
         </w:rPr>
       </w:pPr>
       <w:r>
-        <w:rPr/>
+        <w:rPr>
+          <w:bCs/>
+        </w:rPr>
         <w:drawing>
-          <wp:anchor behindDoc="0" distT="0" distB="0" distL="0" distR="0" simplePos="0" locked="0" layoutInCell="0" allowOverlap="1" relativeHeight="21">
+          <wp:anchor behindDoc="0" distT="0" distB="0" distL="0" distR="0" simplePos="0" locked="0" layoutInCell="0" allowOverlap="1" relativeHeight="22">
             <wp:simplePos x="0" y="0"/>
             <wp:positionH relativeFrom="column">
               <wp:posOffset>1060450</wp:posOffset>
@@ -2605,7 +2591,7 @@
           </wp:anchor>
         </w:drawing>
         <w:drawing>
-          <wp:anchor behindDoc="0" distT="0" distB="0" distL="0" distR="0" simplePos="0" locked="0" layoutInCell="0" allowOverlap="1" relativeHeight="22">
+          <wp:anchor behindDoc="0" distT="0" distB="0" distL="0" distR="0" simplePos="0" locked="0" layoutInCell="0" allowOverlap="1" relativeHeight="23">
             <wp:simplePos x="0" y="0"/>
             <wp:positionH relativeFrom="column">
               <wp:posOffset>3220085</wp:posOffset>
@@ -2676,16 +2662,17 @@
           <w:sz w:val="20"/>
           <w:szCs w:val="20"/>
         </w:rPr>
-        <w:t xml:space="preserve">BxTxi  e </w:t>
+        <w:t>BxTxi  e TxBxi</w:t>
       </w:r>
       <w:r>
         <w:rPr>
           <w:rStyle w:val="Textesource"/>
+          <w:rFonts w:cs="Courier New" w:ascii="Courier New" w:hAnsi="Courier New"/>
           <w:bCs/>
           <w:sz w:val="20"/>
           <w:szCs w:val="20"/>
         </w:rPr>
-        <w:t>TxBx</w:t>
+        <w:t>,</w:t>
       </w:r>
       <w:r>
         <w:rPr>
@@ -2694,89 +2681,76 @@
           <w:sz w:val="20"/>
           <w:szCs w:val="20"/>
         </w:rPr>
-        <w:t>i</w:t>
-      </w:r>
-      <w:r>
-        <w:rPr>
-          <w:rStyle w:val="Textesource"/>
+        <w:t xml:space="preserve"> respectivamente. where B is the batch size (the number of elements in sequences), T is the length of the longest sequence and i is any number of dimensions.</w:t>
+      </w:r>
+    </w:p>
+    <w:p>
+      <w:pPr>
+        <w:pStyle w:val="Normal"/>
+        <w:jc w:val="both"/>
+        <w:rPr>
+          <w:bCs/>
+        </w:rPr>
+      </w:pPr>
+      <w:r>
+        <w:rPr>
+          <w:bCs/>
+        </w:rPr>
+      </w:r>
+    </w:p>
+    <w:p>
+      <w:pPr>
+        <w:pStyle w:val="Normal"/>
+        <w:jc w:val="both"/>
+        <w:rPr>
+          <w:bCs/>
+        </w:rPr>
+      </w:pPr>
+      <w:r>
+        <w:rPr>
           <w:rFonts w:cs="Courier New" w:ascii="Courier New" w:hAnsi="Courier New"/>
           <w:bCs/>
           <w:sz w:val="20"/>
           <w:szCs w:val="20"/>
         </w:rPr>
-        <w:t>,</w:t>
-      </w:r>
-      <w:r>
-        <w:rPr>
-          <w:rStyle w:val="Textesource"/>
+        <w:t>O outro retorno s~ao</w:t>
+      </w:r>
+      <w:r>
+        <w:rPr>
+          <w:rFonts w:cs="Courier New" w:ascii="Courier New" w:hAnsi="Courier New"/>
           <w:bCs/>
           <w:sz w:val="20"/>
           <w:szCs w:val="20"/>
         </w:rPr>
-        <w:t xml:space="preserve"> respectivamente. where B is the batch size (the number of elements in sequences), T is the length of the longest sequence </w:t>
-      </w:r>
-      <w:r>
-        <w:rPr>
-          <w:rStyle w:val="Textesource"/>
-          <w:bCs/>
-          <w:sz w:val="20"/>
-          <w:szCs w:val="20"/>
-        </w:rPr>
-        <w:t>and i is any number of dimensions.</w:t>
-      </w:r>
-    </w:p>
-    <w:p>
-      <w:pPr>
-        <w:pStyle w:val="Normal"/>
-        <w:jc w:val="both"/>
-        <w:rPr>
-          <w:bCs/>
-        </w:rPr>
-      </w:pPr>
-      <w:r>
-        <w:rPr/>
-      </w:r>
-    </w:p>
-    <w:p>
-      <w:pPr>
-        <w:pStyle w:val="Normal"/>
-        <w:jc w:val="both"/>
-        <w:rPr>
-          <w:bCs/>
-        </w:rPr>
-      </w:pPr>
-      <w:r>
-        <w:rPr>
-          <w:rFonts w:cs="Courier New" w:ascii="Courier New" w:hAnsi="Courier New"/>
-          <w:bCs/>
-          <w:sz w:val="20"/>
-          <w:szCs w:val="20"/>
-        </w:rPr>
-        <w:t>E também um tensor de lenths de todos os exemplos e outro para as GTs, estas lens serao utilizadas para o calculo da loss, uma vez que deve ser calculada de acordo com o tamanho original, e nao do tamanho ajustado apos o padding.</w:t>
-      </w:r>
-    </w:p>
-    <w:p>
-      <w:pPr>
-        <w:pStyle w:val="Normal"/>
-        <w:jc w:val="both"/>
-        <w:rPr>
-          <w:bCs/>
-        </w:rPr>
-      </w:pPr>
-      <w:r>
-        <w:rPr/>
-      </w:r>
-    </w:p>
-    <w:p>
-      <w:pPr>
-        <w:pStyle w:val="Normal"/>
-        <w:jc w:val="both"/>
-        <w:rPr>
-          <w:bCs/>
-        </w:rPr>
-      </w:pPr>
-      <w:r>
-        <w:rPr/>
+        <w:t xml:space="preserve"> um tensor de lenths de todos os exemplos e outro para as GTs, estas lens serao utilizadas para o calculo da loss, uma vez que deve ser calculada de acordo com o tamanho original, e nao do tamanho ajustado apos o padding.</w:t>
+      </w:r>
+    </w:p>
+    <w:p>
+      <w:pPr>
+        <w:pStyle w:val="Normal"/>
+        <w:jc w:val="both"/>
+        <w:rPr>
+          <w:bCs/>
+        </w:rPr>
+      </w:pPr>
+      <w:r>
+        <w:rPr>
+          <w:bCs/>
+        </w:rPr>
+      </w:r>
+    </w:p>
+    <w:p>
+      <w:pPr>
+        <w:pStyle w:val="Normal"/>
+        <w:jc w:val="both"/>
+        <w:rPr>
+          <w:bCs/>
+        </w:rPr>
+      </w:pPr>
+      <w:r>
+        <w:rPr>
+          <w:bCs/>
+        </w:rPr>
       </w:r>
     </w:p>
     <w:p>
@@ -3118,7 +3092,13 @@
         <w:rPr>
           <w:bCs/>
         </w:rPr>
-        <w:t>O cod acima mostra os 5 primeiros exemplos do batch</w:t>
+        <w:t xml:space="preserve">O cod acima mostra os 5 primeiros exemplos do batch </w:t>
+      </w:r>
+      <w:r>
+        <w:rPr>
+          <w:bCs/>
+        </w:rPr>
+        <w:t>com o label da GT como titulo. Podemos afirmar isto pois batch[0] representa um tensor de dimençoes (sequence_length, batch_size, input_features). Ja batch[1] é uma lista dos labels de cada um dos exemplos dos tensor, logo com dimençao igual ao batch_size.</w:t>
       </w:r>
     </w:p>
     <w:p>
@@ -3239,7 +3219,9 @@
         </w:rPr>
       </w:pPr>
       <w:r>
-        <w:rPr/>
+        <w:rPr>
+          <w:bCs/>
+        </w:rPr>
       </w:r>
     </w:p>
     <w:p>
@@ -4166,6 +4148,7 @@
             <w:pPr>
               <w:pStyle w:val="Normal"/>
               <w:widowControl/>
+              <w:suppressAutoHyphens w:val="true"/>
               <w:spacing w:before="0" w:after="0"/>
               <w:jc w:val="center"/>
               <w:rPr>
@@ -4194,6 +4177,7 @@
             <w:pPr>
               <w:pStyle w:val="Normal"/>
               <w:widowControl/>
+              <w:suppressAutoHyphens w:val="true"/>
               <w:spacing w:before="0" w:after="0"/>
               <w:jc w:val="center"/>
               <w:rPr>
@@ -4222,6 +4206,7 @@
             <w:pPr>
               <w:pStyle w:val="Normal"/>
               <w:widowControl/>
+              <w:suppressAutoHyphens w:val="true"/>
               <w:spacing w:before="0" w:after="0"/>
               <w:jc w:val="center"/>
               <w:rPr>
@@ -4237,7 +4222,7 @@
                 <w:szCs w:val="24"/>
                 <w:lang w:val="fr-FR" w:eastAsia="en-US" w:bidi="ar-SA"/>
               </w:rPr>
-              <w:t xml:space="preserve">Batch_size </w:t>
+              <w:t>Batch_size</w:t>
             </w:r>
           </w:p>
         </w:tc>
@@ -4250,6 +4235,7 @@
             <w:pPr>
               <w:pStyle w:val="Normal"/>
               <w:widowControl/>
+              <w:suppressAutoHyphens w:val="true"/>
               <w:spacing w:before="0" w:after="0"/>
               <w:jc w:val="center"/>
               <w:rPr>
@@ -4265,7 +4251,7 @@
                 <w:szCs w:val="24"/>
                 <w:lang w:val="fr-FR" w:eastAsia="en-US" w:bidi="ar-SA"/>
               </w:rPr>
-              <w:t xml:space="preserve">Lr = </w:t>
+              <w:t>Lr =</w:t>
             </w:r>
           </w:p>
         </w:tc>
@@ -4278,6 +4264,7 @@
             <w:pPr>
               <w:pStyle w:val="Normal"/>
               <w:widowControl/>
+              <w:suppressAutoHyphens w:val="true"/>
               <w:spacing w:before="0" w:after="0"/>
               <w:jc w:val="center"/>
               <w:rPr>
@@ -4293,7 +4280,7 @@
                 <w:szCs w:val="24"/>
                 <w:lang w:val="fr-FR" w:eastAsia="en-US" w:bidi="ar-SA"/>
               </w:rPr>
-              <w:t xml:space="preserve">Test CER (%) </w:t>
+              <w:t>Test CER (%)</w:t>
             </w:r>
           </w:p>
         </w:tc>
@@ -4309,6 +4296,7 @@
             <w:pPr>
               <w:pStyle w:val="Normal"/>
               <w:widowControl/>
+              <w:suppressAutoHyphens w:val="true"/>
               <w:spacing w:before="0" w:after="0"/>
               <w:jc w:val="both"/>
               <w:rPr>
@@ -4337,6 +4325,7 @@
             <w:pPr>
               <w:pStyle w:val="Normal"/>
               <w:widowControl/>
+              <w:suppressAutoHyphens w:val="true"/>
               <w:spacing w:before="0" w:after="0"/>
               <w:jc w:val="both"/>
               <w:rPr>
@@ -4365,6 +4354,7 @@
             <w:pPr>
               <w:pStyle w:val="Normal"/>
               <w:widowControl/>
+              <w:suppressAutoHyphens w:val="true"/>
               <w:spacing w:before="0" w:after="0"/>
               <w:jc w:val="center"/>
               <w:rPr>
@@ -4393,6 +4383,7 @@
             <w:pPr>
               <w:pStyle w:val="Normal"/>
               <w:widowControl/>
+              <w:suppressAutoHyphens w:val="true"/>
               <w:spacing w:before="0" w:after="0"/>
               <w:jc w:val="center"/>
               <w:rPr>
@@ -4421,6 +4412,7 @@
             <w:pPr>
               <w:pStyle w:val="Normal"/>
               <w:widowControl/>
+              <w:suppressAutoHyphens w:val="true"/>
               <w:spacing w:before="0" w:after="0"/>
               <w:jc w:val="both"/>
               <w:rPr>
@@ -4429,12 +4421,7 @@
             </w:pPr>
             <w:r>
               <w:rPr>
-                <w:rFonts w:eastAsia="Calibri" w:cs=""/>
-                <w:bCs/>
-                <w:kern w:val="0"/>
-                <w:sz w:val="24"/>
-                <w:szCs w:val="24"/>
-                <w:lang w:val="fr-FR" w:eastAsia="en-US" w:bidi="ar-SA"/>
+                <w:bCs/>
               </w:rPr>
             </w:r>
           </w:p>
@@ -4451,6 +4438,7 @@
             <w:pPr>
               <w:pStyle w:val="Normal"/>
               <w:widowControl/>
+              <w:suppressAutoHyphens w:val="true"/>
               <w:spacing w:before="0" w:after="0"/>
               <w:jc w:val="both"/>
               <w:rPr>
@@ -4459,12 +4447,7 @@
             </w:pPr>
             <w:r>
               <w:rPr>
-                <w:rFonts w:eastAsia="Calibri" w:cs=""/>
-                <w:bCs/>
-                <w:kern w:val="0"/>
-                <w:sz w:val="24"/>
-                <w:szCs w:val="24"/>
-                <w:lang w:val="fr-FR" w:eastAsia="en-US" w:bidi="ar-SA"/>
+                <w:bCs/>
               </w:rPr>
             </w:r>
           </w:p>
@@ -4478,6 +4461,7 @@
             <w:pPr>
               <w:pStyle w:val="Normal"/>
               <w:widowControl/>
+              <w:suppressAutoHyphens w:val="true"/>
               <w:spacing w:before="0" w:after="0"/>
               <w:jc w:val="both"/>
               <w:rPr>
@@ -4506,6 +4490,7 @@
             <w:pPr>
               <w:pStyle w:val="Normal"/>
               <w:widowControl/>
+              <w:suppressAutoHyphens w:val="true"/>
               <w:spacing w:before="0" w:after="0"/>
               <w:jc w:val="center"/>
               <w:rPr>
@@ -4534,6 +4519,7 @@
             <w:pPr>
               <w:pStyle w:val="Normal"/>
               <w:widowControl/>
+              <w:suppressAutoHyphens w:val="true"/>
               <w:spacing w:before="0" w:after="0"/>
               <w:jc w:val="center"/>
               <w:rPr>
@@ -4562,6 +4548,7 @@
             <w:pPr>
               <w:pStyle w:val="Normal"/>
               <w:widowControl/>
+              <w:suppressAutoHyphens w:val="true"/>
               <w:spacing w:before="0" w:after="0"/>
               <w:jc w:val="both"/>
               <w:rPr>
@@ -4570,12 +4557,7 @@
             </w:pPr>
             <w:r>
               <w:rPr>
-                <w:rFonts w:eastAsia="Calibri" w:cs=""/>
-                <w:bCs/>
-                <w:kern w:val="0"/>
-                <w:sz w:val="24"/>
-                <w:szCs w:val="24"/>
-                <w:lang w:val="fr-FR" w:eastAsia="en-US" w:bidi="ar-SA"/>
+                <w:bCs/>
               </w:rPr>
             </w:r>
           </w:p>
@@ -4592,6 +4574,7 @@
             <w:pPr>
               <w:pStyle w:val="Normal"/>
               <w:widowControl/>
+              <w:suppressAutoHyphens w:val="true"/>
               <w:spacing w:before="0" w:after="0"/>
               <w:jc w:val="both"/>
               <w:rPr>
@@ -4600,12 +4583,7 @@
             </w:pPr>
             <w:r>
               <w:rPr>
-                <w:rFonts w:eastAsia="Calibri" w:cs=""/>
-                <w:bCs/>
-                <w:kern w:val="0"/>
-                <w:sz w:val="24"/>
-                <w:szCs w:val="24"/>
-                <w:lang w:val="fr-FR" w:eastAsia="en-US" w:bidi="ar-SA"/>
+                <w:bCs/>
               </w:rPr>
             </w:r>
           </w:p>
@@ -4619,6 +4597,7 @@
             <w:pPr>
               <w:pStyle w:val="Normal"/>
               <w:widowControl/>
+              <w:suppressAutoHyphens w:val="true"/>
               <w:spacing w:before="0" w:after="0"/>
               <w:jc w:val="both"/>
               <w:rPr>
@@ -4627,12 +4606,7 @@
             </w:pPr>
             <w:r>
               <w:rPr>
-                <w:rFonts w:eastAsia="Calibri" w:cs=""/>
-                <w:bCs/>
-                <w:kern w:val="0"/>
-                <w:sz w:val="24"/>
-                <w:szCs w:val="24"/>
-                <w:lang w:val="fr-FR" w:eastAsia="en-US" w:bidi="ar-SA"/>
+                <w:bCs/>
               </w:rPr>
             </w:r>
           </w:p>
@@ -4646,6 +4620,7 @@
             <w:pPr>
               <w:pStyle w:val="Normal"/>
               <w:widowControl/>
+              <w:suppressAutoHyphens w:val="true"/>
               <w:spacing w:before="0" w:after="0"/>
               <w:jc w:val="center"/>
               <w:rPr>
@@ -4654,12 +4629,7 @@
             </w:pPr>
             <w:r>
               <w:rPr>
-                <w:rFonts w:eastAsia="Calibri" w:cs=""/>
-                <w:bCs/>
-                <w:kern w:val="0"/>
-                <w:sz w:val="24"/>
-                <w:szCs w:val="24"/>
-                <w:lang w:val="fr-FR" w:eastAsia="en-US" w:bidi="ar-SA"/>
+                <w:bCs/>
               </w:rPr>
             </w:r>
           </w:p>
@@ -4673,6 +4643,7 @@
             <w:pPr>
               <w:pStyle w:val="Normal"/>
               <w:widowControl/>
+              <w:suppressAutoHyphens w:val="true"/>
               <w:spacing w:before="0" w:after="0"/>
               <w:jc w:val="center"/>
               <w:rPr>
@@ -4681,12 +4652,7 @@
             </w:pPr>
             <w:r>
               <w:rPr>
-                <w:rFonts w:eastAsia="Calibri" w:cs=""/>
-                <w:bCs/>
-                <w:kern w:val="0"/>
-                <w:sz w:val="24"/>
-                <w:szCs w:val="24"/>
-                <w:lang w:val="fr-FR" w:eastAsia="en-US" w:bidi="ar-SA"/>
+                <w:bCs/>
               </w:rPr>
             </w:r>
           </w:p>
@@ -4700,6 +4666,7 @@
             <w:pPr>
               <w:pStyle w:val="Normal"/>
               <w:widowControl/>
+              <w:suppressAutoHyphens w:val="true"/>
               <w:spacing w:before="0" w:after="0"/>
               <w:jc w:val="both"/>
               <w:rPr>
@@ -4708,12 +4675,7 @@
             </w:pPr>
             <w:r>
               <w:rPr>
-                <w:rFonts w:eastAsia="Calibri" w:cs=""/>
-                <w:bCs/>
-                <w:kern w:val="0"/>
-                <w:sz w:val="24"/>
-                <w:szCs w:val="24"/>
-                <w:lang w:val="fr-FR" w:eastAsia="en-US" w:bidi="ar-SA"/>
+                <w:bCs/>
               </w:rPr>
             </w:r>
           </w:p>
@@ -4730,6 +4692,7 @@
             <w:pPr>
               <w:pStyle w:val="Normal"/>
               <w:widowControl/>
+              <w:suppressAutoHyphens w:val="true"/>
               <w:spacing w:before="0" w:after="0"/>
               <w:jc w:val="both"/>
               <w:rPr>
@@ -4758,6 +4721,7 @@
             <w:pPr>
               <w:pStyle w:val="Normal"/>
               <w:widowControl/>
+              <w:suppressAutoHyphens w:val="true"/>
               <w:spacing w:before="0" w:after="0"/>
               <w:jc w:val="both"/>
               <w:rPr>
@@ -4786,6 +4750,7 @@
             <w:pPr>
               <w:pStyle w:val="Normal"/>
               <w:widowControl/>
+              <w:suppressAutoHyphens w:val="true"/>
               <w:spacing w:before="0" w:after="0"/>
               <w:jc w:val="center"/>
               <w:rPr>
@@ -4814,6 +4779,7 @@
             <w:pPr>
               <w:pStyle w:val="Normal"/>
               <w:widowControl/>
+              <w:suppressAutoHyphens w:val="true"/>
               <w:spacing w:before="0" w:after="0"/>
               <w:jc w:val="center"/>
               <w:rPr>
@@ -4842,6 +4808,7 @@
             <w:pPr>
               <w:pStyle w:val="Normal"/>
               <w:widowControl/>
+              <w:suppressAutoHyphens w:val="true"/>
               <w:spacing w:before="0" w:after="0"/>
               <w:jc w:val="both"/>
               <w:rPr>
@@ -4850,12 +4817,7 @@
             </w:pPr>
             <w:r>
               <w:rPr>
-                <w:rFonts w:eastAsia="Calibri" w:cs=""/>
-                <w:bCs/>
-                <w:kern w:val="0"/>
-                <w:sz w:val="24"/>
-                <w:szCs w:val="24"/>
-                <w:lang w:val="fr-FR" w:eastAsia="en-US" w:bidi="ar-SA"/>
+                <w:bCs/>
               </w:rPr>
             </w:r>
           </w:p>
@@ -4872,6 +4834,7 @@
             <w:pPr>
               <w:pStyle w:val="Normal"/>
               <w:widowControl/>
+              <w:suppressAutoHyphens w:val="true"/>
               <w:spacing w:before="0" w:after="0"/>
               <w:jc w:val="both"/>
               <w:rPr>
@@ -4880,12 +4843,7 @@
             </w:pPr>
             <w:r>
               <w:rPr>
-                <w:rFonts w:eastAsia="Calibri" w:cs=""/>
-                <w:bCs/>
-                <w:kern w:val="0"/>
-                <w:sz w:val="24"/>
-                <w:szCs w:val="24"/>
-                <w:lang w:val="fr-FR" w:eastAsia="en-US" w:bidi="ar-SA"/>
+                <w:bCs/>
               </w:rPr>
             </w:r>
           </w:p>
@@ -4899,6 +4857,7 @@
             <w:pPr>
               <w:pStyle w:val="Normal"/>
               <w:widowControl/>
+              <w:suppressAutoHyphens w:val="true"/>
               <w:spacing w:before="0" w:after="0"/>
               <w:jc w:val="both"/>
               <w:rPr>
@@ -4927,6 +4886,7 @@
             <w:pPr>
               <w:pStyle w:val="Normal"/>
               <w:widowControl/>
+              <w:suppressAutoHyphens w:val="true"/>
               <w:spacing w:before="0" w:after="0"/>
               <w:jc w:val="center"/>
               <w:rPr>
@@ -4935,12 +4895,7 @@
             </w:pPr>
             <w:r>
               <w:rPr>
-                <w:rFonts w:eastAsia="Calibri" w:cs=""/>
-                <w:bCs/>
-                <w:kern w:val="0"/>
-                <w:sz w:val="24"/>
-                <w:szCs w:val="24"/>
-                <w:lang w:val="fr-FR" w:eastAsia="en-US" w:bidi="ar-SA"/>
+                <w:bCs/>
               </w:rPr>
             </w:r>
           </w:p>
@@ -4954,6 +4909,7 @@
             <w:pPr>
               <w:pStyle w:val="Normal"/>
               <w:widowControl/>
+              <w:suppressAutoHyphens w:val="true"/>
               <w:spacing w:before="0" w:after="0"/>
               <w:jc w:val="center"/>
               <w:rPr>
@@ -4962,12 +4918,7 @@
             </w:pPr>
             <w:r>
               <w:rPr>
-                <w:rFonts w:eastAsia="Calibri" w:cs=""/>
-                <w:bCs/>
-                <w:kern w:val="0"/>
-                <w:sz w:val="24"/>
-                <w:szCs w:val="24"/>
-                <w:lang w:val="fr-FR" w:eastAsia="en-US" w:bidi="ar-SA"/>
+                <w:bCs/>
               </w:rPr>
             </w:r>
           </w:p>
@@ -4981,6 +4932,7 @@
             <w:pPr>
               <w:pStyle w:val="Normal"/>
               <w:widowControl/>
+              <w:suppressAutoHyphens w:val="true"/>
               <w:spacing w:before="0" w:after="0"/>
               <w:jc w:val="both"/>
               <w:rPr>
@@ -4989,12 +4941,7 @@
             </w:pPr>
             <w:r>
               <w:rPr>
-                <w:rFonts w:eastAsia="Calibri" w:cs=""/>
-                <w:bCs/>
-                <w:kern w:val="0"/>
-                <w:sz w:val="24"/>
-                <w:szCs w:val="24"/>
-                <w:lang w:val="fr-FR" w:eastAsia="en-US" w:bidi="ar-SA"/>
+                <w:bCs/>
               </w:rPr>
             </w:r>
           </w:p>
@@ -5011,6 +4958,7 @@
             <w:pPr>
               <w:pStyle w:val="Normal"/>
               <w:widowControl/>
+              <w:suppressAutoHyphens w:val="true"/>
               <w:spacing w:before="0" w:after="0"/>
               <w:jc w:val="both"/>
               <w:rPr>
@@ -5019,12 +4967,7 @@
             </w:pPr>
             <w:r>
               <w:rPr>
-                <w:rFonts w:eastAsia="Calibri" w:cs=""/>
-                <w:bCs/>
-                <w:kern w:val="0"/>
-                <w:sz w:val="24"/>
-                <w:szCs w:val="24"/>
-                <w:lang w:val="fr-FR" w:eastAsia="en-US" w:bidi="ar-SA"/>
+                <w:bCs/>
               </w:rPr>
             </w:r>
           </w:p>
@@ -5038,6 +4981,7 @@
             <w:pPr>
               <w:pStyle w:val="Normal"/>
               <w:widowControl/>
+              <w:suppressAutoHyphens w:val="true"/>
               <w:spacing w:before="0" w:after="0"/>
               <w:jc w:val="both"/>
               <w:rPr>
@@ -5046,12 +4990,7 @@
             </w:pPr>
             <w:r>
               <w:rPr>
-                <w:rFonts w:eastAsia="Calibri" w:cs=""/>
-                <w:bCs/>
-                <w:kern w:val="0"/>
-                <w:sz w:val="24"/>
-                <w:szCs w:val="24"/>
-                <w:lang w:val="fr-FR" w:eastAsia="en-US" w:bidi="ar-SA"/>
+                <w:bCs/>
               </w:rPr>
             </w:r>
           </w:p>
@@ -5065,6 +5004,7 @@
             <w:pPr>
               <w:pStyle w:val="Normal"/>
               <w:widowControl/>
+              <w:suppressAutoHyphens w:val="true"/>
               <w:spacing w:before="0" w:after="0"/>
               <w:jc w:val="center"/>
               <w:rPr>
@@ -5073,12 +5013,7 @@
             </w:pPr>
             <w:r>
               <w:rPr>
-                <w:rFonts w:eastAsia="Calibri" w:cs=""/>
-                <w:bCs/>
-                <w:kern w:val="0"/>
-                <w:sz w:val="24"/>
-                <w:szCs w:val="24"/>
-                <w:lang w:val="fr-FR" w:eastAsia="en-US" w:bidi="ar-SA"/>
+                <w:bCs/>
               </w:rPr>
             </w:r>
           </w:p>
@@ -5092,6 +5027,7 @@
             <w:pPr>
               <w:pStyle w:val="Normal"/>
               <w:widowControl/>
+              <w:suppressAutoHyphens w:val="true"/>
               <w:spacing w:before="0" w:after="0"/>
               <w:jc w:val="center"/>
               <w:rPr>
@@ -5100,12 +5036,7 @@
             </w:pPr>
             <w:r>
               <w:rPr>
-                <w:rFonts w:eastAsia="Calibri" w:cs=""/>
-                <w:bCs/>
-                <w:kern w:val="0"/>
-                <w:sz w:val="24"/>
-                <w:szCs w:val="24"/>
-                <w:lang w:val="fr-FR" w:eastAsia="en-US" w:bidi="ar-SA"/>
+                <w:bCs/>
               </w:rPr>
             </w:r>
           </w:p>
@@ -5119,6 +5050,7 @@
             <w:pPr>
               <w:pStyle w:val="Normal"/>
               <w:widowControl/>
+              <w:suppressAutoHyphens w:val="true"/>
               <w:spacing w:before="0" w:after="0"/>
               <w:jc w:val="both"/>
               <w:rPr>
@@ -5127,12 +5059,7 @@
             </w:pPr>
             <w:r>
               <w:rPr>
-                <w:rFonts w:eastAsia="Calibri" w:cs=""/>
-                <w:bCs/>
-                <w:kern w:val="0"/>
-                <w:sz w:val="24"/>
-                <w:szCs w:val="24"/>
-                <w:lang w:val="fr-FR" w:eastAsia="en-US" w:bidi="ar-SA"/>
+                <w:bCs/>
               </w:rPr>
             </w:r>
           </w:p>
@@ -5149,6 +5076,7 @@
             <w:pPr>
               <w:pStyle w:val="Normal"/>
               <w:widowControl/>
+              <w:suppressAutoHyphens w:val="true"/>
               <w:spacing w:before="0" w:after="0"/>
               <w:jc w:val="both"/>
               <w:rPr>
@@ -5177,6 +5105,7 @@
             <w:pPr>
               <w:pStyle w:val="Normal"/>
               <w:widowControl/>
+              <w:suppressAutoHyphens w:val="true"/>
               <w:spacing w:before="0" w:after="0"/>
               <w:jc w:val="both"/>
               <w:rPr>
@@ -5205,6 +5134,7 @@
             <w:pPr>
               <w:pStyle w:val="Normal"/>
               <w:widowControl/>
+              <w:suppressAutoHyphens w:val="true"/>
               <w:spacing w:before="0" w:after="0"/>
               <w:jc w:val="center"/>
               <w:rPr>
@@ -5233,6 +5163,7 @@
             <w:pPr>
               <w:pStyle w:val="Normal"/>
               <w:widowControl/>
+              <w:suppressAutoHyphens w:val="true"/>
               <w:spacing w:before="0" w:after="0"/>
               <w:jc w:val="center"/>
               <w:rPr>
@@ -5261,6 +5192,7 @@
             <w:pPr>
               <w:pStyle w:val="Normal"/>
               <w:widowControl/>
+              <w:suppressAutoHyphens w:val="true"/>
               <w:spacing w:before="0" w:after="0"/>
               <w:jc w:val="both"/>
               <w:rPr>
@@ -5269,12 +5201,7 @@
             </w:pPr>
             <w:r>
               <w:rPr>
-                <w:rFonts w:eastAsia="Calibri" w:cs=""/>
-                <w:bCs/>
-                <w:kern w:val="0"/>
-                <w:sz w:val="24"/>
-                <w:szCs w:val="24"/>
-                <w:lang w:val="fr-FR" w:eastAsia="en-US" w:bidi="ar-SA"/>
+                <w:bCs/>
               </w:rPr>
             </w:r>
           </w:p>
@@ -5291,6 +5218,7 @@
             <w:pPr>
               <w:pStyle w:val="Normal"/>
               <w:widowControl/>
+              <w:suppressAutoHyphens w:val="true"/>
               <w:spacing w:before="0" w:after="0"/>
               <w:jc w:val="both"/>
               <w:rPr>
@@ -5299,12 +5227,7 @@
             </w:pPr>
             <w:r>
               <w:rPr>
-                <w:rFonts w:eastAsia="Calibri" w:cs=""/>
-                <w:bCs/>
-                <w:kern w:val="0"/>
-                <w:sz w:val="24"/>
-                <w:szCs w:val="24"/>
-                <w:lang w:val="fr-FR" w:eastAsia="en-US" w:bidi="ar-SA"/>
+                <w:bCs/>
               </w:rPr>
             </w:r>
           </w:p>
@@ -5318,6 +5241,7 @@
             <w:pPr>
               <w:pStyle w:val="Normal"/>
               <w:widowControl/>
+              <w:suppressAutoHyphens w:val="true"/>
               <w:spacing w:before="0" w:after="0"/>
               <w:jc w:val="both"/>
               <w:rPr>
@@ -5326,12 +5250,7 @@
             </w:pPr>
             <w:r>
               <w:rPr>
-                <w:rFonts w:eastAsia="Calibri" w:cs=""/>
-                <w:bCs/>
-                <w:kern w:val="0"/>
-                <w:sz w:val="24"/>
-                <w:szCs w:val="24"/>
-                <w:lang w:val="fr-FR" w:eastAsia="en-US" w:bidi="ar-SA"/>
+                <w:bCs/>
               </w:rPr>
             </w:r>
           </w:p>
@@ -5345,6 +5264,7 @@
             <w:pPr>
               <w:pStyle w:val="Normal"/>
               <w:widowControl/>
+              <w:suppressAutoHyphens w:val="true"/>
               <w:spacing w:before="0" w:after="0"/>
               <w:jc w:val="center"/>
               <w:rPr>
@@ -5353,12 +5273,7 @@
             </w:pPr>
             <w:r>
               <w:rPr>
-                <w:rFonts w:eastAsia="Calibri" w:cs=""/>
-                <w:bCs/>
-                <w:kern w:val="0"/>
-                <w:sz w:val="24"/>
-                <w:szCs w:val="24"/>
-                <w:lang w:val="fr-FR" w:eastAsia="en-US" w:bidi="ar-SA"/>
+                <w:bCs/>
               </w:rPr>
             </w:r>
           </w:p>
@@ -5372,6 +5287,7 @@
             <w:pPr>
               <w:pStyle w:val="Normal"/>
               <w:widowControl/>
+              <w:suppressAutoHyphens w:val="true"/>
               <w:spacing w:before="0" w:after="0"/>
               <w:jc w:val="center"/>
               <w:rPr>
@@ -5380,12 +5296,7 @@
             </w:pPr>
             <w:r>
               <w:rPr>
-                <w:rFonts w:eastAsia="Calibri" w:cs=""/>
-                <w:bCs/>
-                <w:kern w:val="0"/>
-                <w:sz w:val="24"/>
-                <w:szCs w:val="24"/>
-                <w:lang w:val="fr-FR" w:eastAsia="en-US" w:bidi="ar-SA"/>
+                <w:bCs/>
               </w:rPr>
             </w:r>
           </w:p>
@@ -5399,6 +5310,7 @@
             <w:pPr>
               <w:pStyle w:val="Normal"/>
               <w:widowControl/>
+              <w:suppressAutoHyphens w:val="true"/>
               <w:spacing w:before="0" w:after="0"/>
               <w:jc w:val="both"/>
               <w:rPr>
@@ -5407,12 +5319,7 @@
             </w:pPr>
             <w:r>
               <w:rPr>
-                <w:rFonts w:eastAsia="Calibri" w:cs=""/>
-                <w:bCs/>
-                <w:kern w:val="0"/>
-                <w:sz w:val="24"/>
-                <w:szCs w:val="24"/>
-                <w:lang w:val="fr-FR" w:eastAsia="en-US" w:bidi="ar-SA"/>
+                <w:bCs/>
               </w:rPr>
             </w:r>
           </w:p>
@@ -5429,6 +5336,7 @@
             <w:pPr>
               <w:pStyle w:val="Normal"/>
               <w:widowControl/>
+              <w:suppressAutoHyphens w:val="true"/>
               <w:spacing w:before="0" w:after="0"/>
               <w:jc w:val="both"/>
               <w:rPr>
@@ -5457,6 +5365,7 @@
             <w:pPr>
               <w:pStyle w:val="Normal"/>
               <w:widowControl/>
+              <w:suppressAutoHyphens w:val="true"/>
               <w:spacing w:before="0" w:after="0"/>
               <w:jc w:val="both"/>
               <w:rPr>
@@ -5485,6 +5394,7 @@
             <w:pPr>
               <w:pStyle w:val="Normal"/>
               <w:widowControl/>
+              <w:suppressAutoHyphens w:val="true"/>
               <w:spacing w:before="0" w:after="0"/>
               <w:jc w:val="center"/>
               <w:rPr>
@@ -5513,6 +5423,7 @@
             <w:pPr>
               <w:pStyle w:val="Normal"/>
               <w:widowControl/>
+              <w:suppressAutoHyphens w:val="true"/>
               <w:spacing w:before="0" w:after="0"/>
               <w:jc w:val="center"/>
               <w:rPr>
@@ -5541,6 +5452,7 @@
             <w:pPr>
               <w:pStyle w:val="Normal"/>
               <w:widowControl/>
+              <w:suppressAutoHyphens w:val="true"/>
               <w:spacing w:before="0" w:after="0"/>
               <w:jc w:val="both"/>
               <w:rPr>
@@ -5549,12 +5461,7 @@
             </w:pPr>
             <w:r>
               <w:rPr>
-                <w:rFonts w:eastAsia="Calibri" w:cs=""/>
-                <w:bCs/>
-                <w:kern w:val="0"/>
-                <w:sz w:val="24"/>
-                <w:szCs w:val="24"/>
-                <w:lang w:val="fr-FR" w:eastAsia="en-US" w:bidi="ar-SA"/>
+                <w:bCs/>
               </w:rPr>
             </w:r>
           </w:p>
@@ -5571,6 +5478,7 @@
             <w:pPr>
               <w:pStyle w:val="Normal"/>
               <w:widowControl/>
+              <w:suppressAutoHyphens w:val="true"/>
               <w:spacing w:before="0" w:after="0"/>
               <w:jc w:val="both"/>
               <w:rPr>
@@ -5579,12 +5487,7 @@
             </w:pPr>
             <w:r>
               <w:rPr>
-                <w:rFonts w:eastAsia="Calibri" w:cs=""/>
-                <w:bCs/>
-                <w:kern w:val="0"/>
-                <w:sz w:val="24"/>
-                <w:szCs w:val="24"/>
-                <w:lang w:val="fr-FR" w:eastAsia="en-US" w:bidi="ar-SA"/>
+                <w:bCs/>
               </w:rPr>
             </w:r>
           </w:p>
@@ -5598,6 +5501,7 @@
             <w:pPr>
               <w:pStyle w:val="Normal"/>
               <w:widowControl/>
+              <w:suppressAutoHyphens w:val="true"/>
               <w:spacing w:before="0" w:after="0"/>
               <w:jc w:val="both"/>
               <w:rPr>
@@ -5626,6 +5530,7 @@
             <w:pPr>
               <w:pStyle w:val="Normal"/>
               <w:widowControl/>
+              <w:suppressAutoHyphens w:val="true"/>
               <w:spacing w:before="0" w:after="0"/>
               <w:jc w:val="center"/>
               <w:rPr>
@@ -5654,6 +5559,7 @@
             <w:pPr>
               <w:pStyle w:val="Normal"/>
               <w:widowControl/>
+              <w:suppressAutoHyphens w:val="true"/>
               <w:spacing w:before="0" w:after="0"/>
               <w:jc w:val="center"/>
               <w:rPr>
@@ -5682,6 +5588,7 @@
             <w:pPr>
               <w:pStyle w:val="Normal"/>
               <w:widowControl/>
+              <w:suppressAutoHyphens w:val="true"/>
               <w:spacing w:before="0" w:after="0"/>
               <w:jc w:val="both"/>
               <w:rPr>
@@ -5690,12 +5597,7 @@
             </w:pPr>
             <w:r>
               <w:rPr>
-                <w:rFonts w:eastAsia="Calibri" w:cs=""/>
-                <w:bCs/>
-                <w:kern w:val="0"/>
-                <w:sz w:val="24"/>
-                <w:szCs w:val="24"/>
-                <w:lang w:val="fr-FR" w:eastAsia="en-US" w:bidi="ar-SA"/>
+                <w:bCs/>
               </w:rPr>
             </w:r>
           </w:p>
@@ -6172,13 +6074,7 @@
         <w:rPr>
           <w:bCs/>
         </w:rPr>
-        <w:t xml:space="preserve">Dataloader gera automaticamente a criaçao dos batchs. Inidce de batch b, indice da sequencia i. </w:t>
-      </w:r>
-      <w:r>
-        <w:rPr>
-          <w:bCs/>
-        </w:rPr>
-        <w:t xml:space="preserve">cada dataloader nos envia os batchs ja com padding. </w:t>
+        <w:t xml:space="preserve">Dataloader gera automaticamente a criaçao dos batchs. Inidce de batch b, indice da sequencia i. cada dataloader nos envia os batchs ja com padding. </w:t>
       </w:r>
     </w:p>
     <w:p>
@@ -6279,31 +6175,7 @@
         <w:rPr>
           <w:bCs/>
         </w:rPr>
-        <w:t>Fazendo a descend de gradient, descemos no sentido d</w:t>
-      </w:r>
-      <w:r>
-        <w:rPr>
-          <w:bCs/>
-        </w:rPr>
-        <w:t xml:space="preserve">e diminuir a crossentropie </w:t>
-      </w:r>
-      <w:r>
-        <w:rPr>
-          <w:bCs/>
-        </w:rPr>
-        <w:t xml:space="preserve">em media </w:t>
-      </w:r>
-      <w:r>
-        <w:rPr>
-          <w:bCs/>
-        </w:rPr>
-        <w:t>para todas as trames</w:t>
-      </w:r>
-      <w:r>
-        <w:rPr>
-          <w:bCs/>
-        </w:rPr>
-        <w:t xml:space="preserve">. Como o blank é o simbolo mais comum, a GD vai descer no sentido de diminuir o erro da maior classe, no inicio vamos descer melhorando rapido para o blank. </w:t>
+        <w:t xml:space="preserve">Fazendo a descend de gradient, descemos no sentido de diminuir a crossentropie em media para todas as trames. Como o blank é o simbolo mais comum, a GD vai descer no sentido de diminuir o erro da maior classe, no inicio vamos descer melhorando rapido para o blank. </w:t>
       </w:r>
     </w:p>
     <w:p>
@@ -6461,12 +6333,10 @@
     </w:pPr>
     <w:r>
       <w:rPr/>
-    </w:r>
-    <w:r>
       <mc:AlternateContent>
         <mc:Choice Requires="wps">
           <w:drawing>
-            <wp:anchor behindDoc="0" distT="0" distB="0" distL="0" distR="0" simplePos="0" locked="0" layoutInCell="1" allowOverlap="1" relativeHeight="0">
+            <wp:anchor behindDoc="1" distT="0" distB="0" distL="0" distR="0" simplePos="0" locked="0" layoutInCell="0" allowOverlap="1" relativeHeight="2">
               <wp:simplePos x="0" y="0"/>
               <wp:positionH relativeFrom="margin">
                 <wp:align>center</wp:align>
@@ -6481,19 +6351,26 @@
               <a:graphic xmlns:a="http://schemas.openxmlformats.org/drawingml/2006/main">
                 <a:graphicData uri="http://schemas.microsoft.com/office/word/2010/wordprocessingShape">
                   <wps:wsp>
-                    <wps:cNvSpPr txBox="1"/>
+                    <wps:cNvSpPr/>
                     <wps:spPr>
                       <a:xfrm>
                         <a:off x="0" y="0"/>
-                        <a:ext cx="14605" cy="14605"/>
+                        <a:ext cx="14760" cy="14760"/>
                       </a:xfrm>
-                      <a:prstGeom prst="rect"/>
-                      <a:solidFill>
-                        <a:srgbClr val="FFFFFF">
-                          <a:alpha val="0"/>
-                        </a:srgbClr>
-                      </a:solidFill>
+                      <a:prstGeom prst="rect">
+                        <a:avLst/>
+                      </a:prstGeom>
+                      <a:noFill/>
+                      <a:ln w="0">
+                        <a:noFill/>
+                      </a:ln>
                     </wps:spPr>
+                    <wps:style>
+                      <a:lnRef idx="0"/>
+                      <a:fillRef idx="0"/>
+                      <a:effectRef idx="0"/>
+                      <a:fontRef idx="minor"/>
+                    </wps:style>
                     <wps:txbx>
                       <w:txbxContent>
                         <w:sdt>
@@ -6508,7 +6385,6 @@
                             <w:p>
                               <w:pPr>
                                 <w:pStyle w:val="Footer"/>
-                                <w:pBdr/>
                                 <w:rPr>
                                   <w:rStyle w:val="PageNumber"/>
                                 </w:rPr>
@@ -6548,7 +6424,7 @@
                         </w:sdt>
                       </w:txbxContent>
                     </wps:txbx>
-                    <wps:bodyPr anchor="t" lIns="0" tIns="0" rIns="0" bIns="0">
+                    <wps:bodyPr lIns="0" rIns="0" tIns="0" bIns="0" anchor="t">
                       <a:spAutoFit/>
                     </wps:bodyPr>
                   </wps:wsp>
@@ -6559,9 +6435,10 @@
         </mc:Choice>
         <mc:Fallback>
           <w:pict>
-            <v:rect fillcolor="#FFFFFF" style="position:absolute;rotation:-0;width:1.15pt;height:1.15pt;mso-wrap-distance-left:0pt;mso-wrap-distance-right:0pt;mso-wrap-distance-top:0pt;mso-wrap-distance-bottom:0pt;margin-top:0.05pt;mso-position-vertical-relative:text;margin-left:0pt;mso-position-horizontal:center;mso-position-horizontal-relative:margin">
-              <v:fill opacity="0f"/>
-              <v:textbox inset="0in,0in,0in,0in">
+            <v:rect id="shape_0" ID="Cadre1" path="m0,0l-2147483645,0l-2147483645,-2147483646l0,-2147483646xe" fillcolor="white" stroked="f" o:allowincell="f" style="position:absolute;margin-left:0pt;margin-top:0.05pt;width:1.1pt;height:1.1pt;mso-wrap-style:square;v-text-anchor:top;mso-position-horizontal:center;mso-position-horizontal-relative:margin">
+              <v:fill o:detectmouseclick="t" type="solid" color2="black" opacity="0"/>
+              <v:stroke color="#3465a4" joinstyle="round" endcap="flat"/>
+              <v:textbox>
                 <w:txbxContent>
                   <w:sdt>
                     <w:sdtPr>
@@ -6575,7 +6452,6 @@
                       <w:p>
                         <w:pPr>
                           <w:pStyle w:val="Footer"/>
-                          <w:pBdr/>
                           <w:rPr>
                             <w:rStyle w:val="PageNumber"/>
                           </w:rPr>
@@ -6634,12 +6510,10 @@
     </w:pPr>
     <w:r>
       <w:rPr/>
-    </w:r>
-    <w:r>
       <mc:AlternateContent>
         <mc:Choice Requires="wps">
           <w:drawing>
-            <wp:anchor behindDoc="0" distT="0" distB="0" distL="0" distR="0" simplePos="0" locked="0" layoutInCell="0" allowOverlap="1" relativeHeight="11">
+            <wp:anchor behindDoc="1" distT="0" distB="0" distL="0" distR="0" simplePos="0" locked="0" layoutInCell="0" allowOverlap="1" relativeHeight="16">
               <wp:simplePos x="0" y="0"/>
               <wp:positionH relativeFrom="margin">
                 <wp:align>center</wp:align>
@@ -6647,26 +6521,33 @@
               <wp:positionV relativeFrom="paragraph">
                 <wp:posOffset>635</wp:posOffset>
               </wp:positionV>
-              <wp:extent cx="78105" cy="186055"/>
+              <wp:extent cx="78105" cy="184785"/>
               <wp:effectExtent l="0" t="0" r="0" b="0"/>
               <wp:wrapNone/>
               <wp:docPr id="8" name="Cadre2"/>
               <a:graphic xmlns:a="http://schemas.openxmlformats.org/drawingml/2006/main">
                 <a:graphicData uri="http://schemas.microsoft.com/office/word/2010/wordprocessingShape">
                   <wps:wsp>
-                    <wps:cNvSpPr txBox="1"/>
+                    <wps:cNvSpPr/>
                     <wps:spPr>
                       <a:xfrm>
                         <a:off x="0" y="0"/>
-                        <a:ext cx="78105" cy="186055"/>
+                        <a:ext cx="78120" cy="184680"/>
                       </a:xfrm>
-                      <a:prstGeom prst="rect"/>
-                      <a:solidFill>
-                        <a:srgbClr val="FFFFFF">
-                          <a:alpha val="0"/>
-                        </a:srgbClr>
-                      </a:solidFill>
+                      <a:prstGeom prst="rect">
+                        <a:avLst/>
+                      </a:prstGeom>
+                      <a:noFill/>
+                      <a:ln w="0">
+                        <a:noFill/>
+                      </a:ln>
                     </wps:spPr>
+                    <wps:style>
+                      <a:lnRef idx="0"/>
+                      <a:fillRef idx="0"/>
+                      <a:effectRef idx="0"/>
+                      <a:fontRef idx="minor"/>
+                    </wps:style>
                     <wps:txbx>
                       <w:txbxContent>
                         <w:sdt>
@@ -6681,7 +6562,6 @@
                             <w:p>
                               <w:pPr>
                                 <w:pStyle w:val="Footer"/>
-                                <w:pBdr/>
                                 <w:rPr>
                                   <w:rStyle w:val="PageNumber"/>
                                 </w:rPr>
@@ -6708,7 +6588,7 @@
                                 <w:rPr>
                                   <w:rStyle w:val="PageNumber"/>
                                 </w:rPr>
-                                <w:t>5</w:t>
+                                <w:t>7</w:t>
                               </w:r>
                               <w:r>
                                 <w:rPr>
@@ -6721,7 +6601,7 @@
                         </w:sdt>
                       </w:txbxContent>
                     </wps:txbx>
-                    <wps:bodyPr anchor="t" lIns="0" tIns="0" rIns="0" bIns="0">
+                    <wps:bodyPr lIns="0" rIns="0" tIns="0" bIns="0" anchor="t">
                       <a:spAutoFit/>
                     </wps:bodyPr>
                   </wps:wsp>
@@ -6732,9 +6612,10 @@
         </mc:Choice>
         <mc:Fallback>
           <w:pict>
-            <v:rect fillcolor="#FFFFFF" style="position:absolute;rotation:-0;width:6.15pt;height:14.65pt;mso-wrap-distance-left:0pt;mso-wrap-distance-right:0pt;mso-wrap-distance-top:0pt;mso-wrap-distance-bottom:0pt;margin-top:0.05pt;mso-position-vertical-relative:text;margin-left:223.75pt;mso-position-horizontal:center;mso-position-horizontal-relative:margin">
-              <v:fill opacity="0f"/>
-              <v:textbox inset="0in,0in,0in,0in">
+            <v:rect id="shape_0" ID="Cadre2" path="m0,0l-2147483645,0l-2147483645,-2147483646l0,-2147483646xe" fillcolor="white" stroked="f" o:allowincell="f" style="position:absolute;margin-left:223.7pt;margin-top:0.05pt;width:6.1pt;height:14.5pt;mso-wrap-style:square;v-text-anchor:top;mso-position-horizontal:center;mso-position-horizontal-relative:margin">
+              <v:fill o:detectmouseclick="t" type="solid" color2="black" opacity="0"/>
+              <v:stroke color="#3465a4" joinstyle="round" endcap="flat"/>
+              <v:textbox>
                 <w:txbxContent>
                   <w:sdt>
                     <w:sdtPr>
@@ -6748,7 +6629,6 @@
                       <w:p>
                         <w:pPr>
                           <w:pStyle w:val="Footer"/>
-                          <w:pBdr/>
                           <w:rPr>
                             <w:rStyle w:val="PageNumber"/>
                           </w:rPr>
@@ -6775,7 +6655,7 @@
                           <w:rPr>
                             <w:rStyle w:val="PageNumber"/>
                           </w:rPr>
-                          <w:t>5</w:t>
+                          <w:t>7</w:t>
                         </w:r>
                         <w:r>
                           <w:rPr>
@@ -6807,12 +6687,10 @@
     </w:pPr>
     <w:r>
       <w:rPr/>
-    </w:r>
-    <w:r>
       <mc:AlternateContent>
         <mc:Choice Requires="wps">
           <w:drawing>
-            <wp:anchor behindDoc="0" distT="0" distB="0" distL="0" distR="0" simplePos="0" locked="0" layoutInCell="0" allowOverlap="1" relativeHeight="11">
+            <wp:anchor behindDoc="1" distT="0" distB="0" distL="0" distR="0" simplePos="0" locked="0" layoutInCell="0" allowOverlap="1" relativeHeight="16">
               <wp:simplePos x="0" y="0"/>
               <wp:positionH relativeFrom="margin">
                 <wp:align>center</wp:align>
@@ -6820,26 +6698,33 @@
               <wp:positionV relativeFrom="paragraph">
                 <wp:posOffset>635</wp:posOffset>
               </wp:positionV>
-              <wp:extent cx="78105" cy="186055"/>
+              <wp:extent cx="78105" cy="184785"/>
               <wp:effectExtent l="0" t="0" r="0" b="0"/>
               <wp:wrapNone/>
               <wp:docPr id="9" name="Cadre2"/>
               <a:graphic xmlns:a="http://schemas.openxmlformats.org/drawingml/2006/main">
                 <a:graphicData uri="http://schemas.microsoft.com/office/word/2010/wordprocessingShape">
                   <wps:wsp>
-                    <wps:cNvSpPr txBox="1"/>
+                    <wps:cNvSpPr/>
                     <wps:spPr>
                       <a:xfrm>
                         <a:off x="0" y="0"/>
-                        <a:ext cx="78105" cy="186055"/>
+                        <a:ext cx="78120" cy="184680"/>
                       </a:xfrm>
-                      <a:prstGeom prst="rect"/>
-                      <a:solidFill>
-                        <a:srgbClr val="FFFFFF">
-                          <a:alpha val="0"/>
-                        </a:srgbClr>
-                      </a:solidFill>
+                      <a:prstGeom prst="rect">
+                        <a:avLst/>
+                      </a:prstGeom>
+                      <a:noFill/>
+                      <a:ln w="0">
+                        <a:noFill/>
+                      </a:ln>
                     </wps:spPr>
+                    <wps:style>
+                      <a:lnRef idx="0"/>
+                      <a:fillRef idx="0"/>
+                      <a:effectRef idx="0"/>
+                      <a:fontRef idx="minor"/>
+                    </wps:style>
                     <wps:txbx>
                       <w:txbxContent>
                         <w:sdt>
@@ -6854,7 +6739,6 @@
                             <w:p>
                               <w:pPr>
                                 <w:pStyle w:val="Footer"/>
-                                <w:pBdr/>
                                 <w:rPr>
                                   <w:rStyle w:val="PageNumber"/>
                                 </w:rPr>
@@ -6881,7 +6765,7 @@
                                 <w:rPr>
                                   <w:rStyle w:val="PageNumber"/>
                                 </w:rPr>
-                                <w:t>5</w:t>
+                                <w:t>7</w:t>
                               </w:r>
                               <w:r>
                                 <w:rPr>
@@ -6894,7 +6778,7 @@
                         </w:sdt>
                       </w:txbxContent>
                     </wps:txbx>
-                    <wps:bodyPr anchor="t" lIns="0" tIns="0" rIns="0" bIns="0">
+                    <wps:bodyPr lIns="0" rIns="0" tIns="0" bIns="0" anchor="t">
                       <a:spAutoFit/>
                     </wps:bodyPr>
                   </wps:wsp>
@@ -6905,9 +6789,10 @@
         </mc:Choice>
         <mc:Fallback>
           <w:pict>
-            <v:rect fillcolor="#FFFFFF" style="position:absolute;rotation:-0;width:6.15pt;height:14.65pt;mso-wrap-distance-left:0pt;mso-wrap-distance-right:0pt;mso-wrap-distance-top:0pt;mso-wrap-distance-bottom:0pt;margin-top:0.05pt;mso-position-vertical-relative:text;margin-left:223.75pt;mso-position-horizontal:center;mso-position-horizontal-relative:margin">
-              <v:fill opacity="0f"/>
-              <v:textbox inset="0in,0in,0in,0in">
+            <v:rect id="shape_0" ID="Cadre2" path="m0,0l-2147483645,0l-2147483645,-2147483646l0,-2147483646xe" fillcolor="white" stroked="f" o:allowincell="f" style="position:absolute;margin-left:223.7pt;margin-top:0.05pt;width:6.1pt;height:14.5pt;mso-wrap-style:square;v-text-anchor:top;mso-position-horizontal:center;mso-position-horizontal-relative:margin">
+              <v:fill o:detectmouseclick="t" type="solid" color2="black" opacity="0"/>
+              <v:stroke color="#3465a4" joinstyle="round" endcap="flat"/>
+              <v:textbox>
                 <w:txbxContent>
                   <w:sdt>
                     <w:sdtPr>
@@ -6921,7 +6806,6 @@
                       <w:p>
                         <w:pPr>
                           <w:pStyle w:val="Footer"/>
-                          <w:pBdr/>
                           <w:rPr>
                             <w:rStyle w:val="PageNumber"/>
                           </w:rPr>
@@ -6948,7 +6832,7 @@
                           <w:rPr>
                             <w:rStyle w:val="PageNumber"/>
                           </w:rPr>
-                          <w:t>5</w:t>
+                          <w:t>7</w:t>
                         </w:r>
                         <w:r>
                           <w:rPr>
@@ -7636,6 +7520,7 @@
     <w:qFormat/>
     <w:pPr>
       <w:widowControl/>
+      <w:suppressAutoHyphens w:val="true"/>
       <w:bidi w:val="0"/>
       <w:spacing w:before="0" w:after="0"/>
       <w:jc w:val="left"/>
